--- a/docs/handoff/QuanLY_Ban_Giao_Du_An.docx
+++ b/docs/handoff/QuanLY_Ban_Giao_Du_An.docx
@@ -517,7 +517,7 @@
                 <w:sz w:val="19"/>
                 <w:szCs w:val="19"/>
               </w:rPr>
-              <w:t xml:space="preserve">github.com/ndh0408/quanly-baogia (private)</w:t>
+              <w:t xml:space="preserve">github.com/ndh0408/quanly-baogia (repo đang CÔNG KHAI — xem mục phân loại)</w:t>
             </w:r>
           </w:p>
         </w:tc>
@@ -589,7 +589,7 @@
                 <w:sz w:val="19"/>
                 <w:szCs w:val="19"/>
               </w:rPr>
-              <w:t xml:space="preserve">NỘI BỘ — không phân phối ra ngoài công ty (chứa thông tin hạ tầng)</w:t>
+              <w:t xml:space="preserve">Ghi là "NỘI BỘ" nhưng repo đang CÔNG KHAI trên GitHub (audit 2026-09-22, DOC-07): tệp này KHÔNG chứa bí mật; chủ repo cần chuyển repo sang private hoặc gỡ tệp khỏi repo. Khoá/bí mật được giữ ngoài repo, ở kho khoá của chủ repo.</w:t>
             </w:r>
           </w:p>
         </w:tc>
@@ -1793,7 +1793,7 @@
                 <w:sz w:val="19"/>
                 <w:szCs w:val="19"/>
               </w:rPr>
-              <w:t xml:space="preserve">Node.js 22 · TypeScript 5.7 (strict) · Express 4.21 · Zod 4 để validate</w:t>
+              <w:t xml:space="preserve">Node.js 24 · TypeScript 6 (strict) · Express 4.21 · Zod 4 để validate</w:t>
             </w:r>
           </w:p>
         </w:tc>
@@ -9486,7 +9486,7 @@
           <w:sz w:val="22"/>
           <w:szCs w:val="22"/>
         </w:rPr>
-        <w:t xml:space="preserve">⚠️ Điều quan trọng nhất cần biết khi mới vào dự án này: GitHub Actions KHÔNG bật trên tài khoản của repo (.github/workflows/ci.yml khai đầy đủ nhưng CHƯA BAO GIỜ CHẠY). Mọi câu kiểu "cứ đẩy lên, CI sẽ bắt" đều SAI ở đây — cổng duy nhất thật sự chạy là npm run verify gõ tay, trước khi commit/deploy. Một số cổng tiêu biểu trong 13 bước đó:</w:t>
+        <w:t xml:space="preserve">⚠️ Điều quan trọng nhất cần biết khi mới vào dự án này: Repo KHÔNG dùng GitHub Actions — CI là scripts/verify-local.sh (npm run verify); .github/workflows/ci.yml chỉ chạy tay (tài khoản bị khoá vì billing). Mọi câu kiểu "cứ đẩy lên, CI sẽ bắt" đều SAI ở đây — cổng duy nhất thật sự chạy là npm run verify gõ tay, trước khi commit/deploy. Một số cổng tiêu biểu trong 13 bước đó:</w:t>
       </w:r>
     </w:p>
     <w:p>
@@ -13764,7 +13764,7 @@
                 <w:sz w:val="19"/>
                 <w:szCs w:val="19"/>
               </w:rPr>
-              <w:t xml:space="preserve">repo private</w:t>
+              <w:t xml:space="preserve">repo đang CÔNG KHAI (public)</w:t>
             </w:r>
           </w:p>
         </w:tc>
